--- a/review/F8-v10修改说明-致导师.docx
+++ b/review/F8-v10修改说明-致导师.docx
@@ -403,7 +403,7 @@
                 <w:sz w:val="19"/>
                 <w:szCs w:val="19"/>
               </w:rPr>
-              <w:t xml:space="preserve">摘要三条发现分别补充了含义：（1）统筹推进稳定、发展、生态、强边的成效在测度上得到体现；（2）政策资源投向需随短板所在适时调整；（3）三元框架的增量在于识别阶段性相对短板。</w:t>
+              <w:t xml:space="preserve">摘要三条发现分别补充了含义：（1）统筹推进稳定、发展、生态、强边的成效在测度上得到体现；（2）政策资源投向需随短板所在适时调整；（3）按战略功能分组能够识别阶段性相对短板，为分阶段确定政策着力点提供依据。</w:t>
             </w:r>
           </w:p>
           <w:p>
@@ -519,7 +519,7 @@
                 <w:sz w:val="19"/>
                 <w:szCs w:val="19"/>
               </w:rPr>
-              <w:t xml:space="preserve">改为直接说明对照指数的构造：“以同一组13项指标按协调、绿色、开放、共享四个维度线性加总作对照，二者走势高度一致（相关系数为0.979），说明三元框架的增量不在于改变总体趋势，而在于按战略功能分组后能够识别阶段性相对短板。”</w:t>
+              <w:t xml:space="preserve">改为直接说明对照指数的构造：“以同一组13项指标按通用的协调、绿色、开放、共享四个维度线性加总作对照，二者走势高度一致（相关系数为0.979），说明三元框架不改变总体趋势判断，其增量在于按战略功能分组后能够识别不同功能之间的阶段性相对短板，为分阶段确定政策着力点提供依据。”</w:t>
             </w:r>
           </w:p>
         </w:tc>
@@ -1393,7 +1393,7 @@
                 <w:sz w:val="19"/>
                 <w:szCs w:val="19"/>
               </w:rPr>
-              <w:t xml:space="preserve">分别以4项、5项、4项指标刻画边疆安全屏障的维系条件、高原经济的发展成效与生态安全屏障的守护程度</w:t>
+              <w:t xml:space="preserve">将安全、发展与生态并列为三个独立子系统，分别以4项、5项、4项指标刻画边疆安全屏障的维系条件、高原经济的发展成效与生态安全屏障的守护程度</w:t>
             </w:r>
           </w:p>
         </w:tc>
@@ -1929,7 +1929,7 @@
           <w:sz w:val="21"/>
           <w:szCs w:val="21"/>
         </w:rPr>
-        <w:t xml:space="preserve">中文摘要删去末句“研究表明……”并压缩措辞，由545字减至528字；英文摘要同步修改。正文因新增发展、生态两段说明，增加约1500字。</w:t>
+        <w:t xml:space="preserve">中文摘要补入各条发现的政策含义与政策建议，同时删去末句“研究表明……”，由545字增至613字；英文摘要同步修改。正文因新增发展、生态两段说明，增加约1600字。</w:t>
       </w:r>
     </w:p>
     <w:sectPr>

--- a/review/F8-v10修改说明-致导师.docx
+++ b/review/F8-v10修改说明-致导师.docx
@@ -403,7 +403,7 @@
                 <w:sz w:val="19"/>
                 <w:szCs w:val="19"/>
               </w:rPr>
-              <w:t xml:space="preserve">摘要三条发现分别补充了含义：（1）统筹推进稳定、发展、生态、强边的成效在测度上得到体现；（2）政策资源投向需随短板所在适时调整；（3）按战略功能分组能够识别阶段性相对短板，为分阶段确定政策着力点提供依据。</w:t>
+              <w:t xml:space="preserve">摘要三条发现分别补充了含义：（1）统筹推进“四件大事”的成效在测度上得到体现；（2）政策资源投向需随短板所在适时调整；（3）按战略功能分组能够识别阶段性相对短板，为分阶段确定政策着力点提供依据。</w:t>
             </w:r>
           </w:p>
           <w:p>
@@ -519,7 +519,7 @@
                 <w:sz w:val="19"/>
                 <w:szCs w:val="19"/>
               </w:rPr>
-              <w:t xml:space="preserve">改为直接说明对照指数的构造：“以同一组13项指标按通用的协调、绿色、开放、共享四个维度线性加总作对照，二者走势高度一致（相关系数为0.979），说明三元框架不改变总体趋势判断，其增量在于按战略功能分组后能够识别不同功能之间的阶段性相对短板，为分阶段确定政策着力点提供依据。”</w:t>
+              <w:t xml:space="preserve">改为直接说明对照指数的构造：“以同一组13项指标按通用的协调、绿色、开放、共享四个维度线性加总作对照，二者走势高度一致（相关系数0.979），说明三元框架不改变总体趋势判断，其增量在于按战略功能分组后能够识别阶段性相对短板，为分阶段确定政策着力点提供依据。”</w:t>
             </w:r>
           </w:p>
         </w:tc>
@@ -1393,7 +1393,7 @@
                 <w:sz w:val="19"/>
                 <w:szCs w:val="19"/>
               </w:rPr>
-              <w:t xml:space="preserve">将安全、发展与生态并列为三个独立子系统，分别以4项、5项、4项指标刻画边疆安全屏障的维系条件、高原经济的发展成效与生态安全屏障的守护程度</w:t>
+              <w:t xml:space="preserve">分别以4项、5项、4项指标刻画边疆安全屏障的维系条件、高原经济的发展成效与生态安全屏障的守护程度</w:t>
             </w:r>
           </w:p>
         </w:tc>
@@ -1929,7 +1929,7 @@
           <w:sz w:val="21"/>
           <w:szCs w:val="21"/>
         </w:rPr>
-        <w:t xml:space="preserve">中文摘要补入各条发现的政策含义与政策建议，同时删去末句“研究表明……”，由545字增至613字；英文摘要同步修改。正文因新增发展、生态两段说明，增加约1600字。</w:t>
+        <w:t xml:space="preserve">中文摘要补入各条发现的政策含义与政策建议，同时删去末句“研究表明……”，压缩其余措辞，由545字减至539字；英文摘要同步修改。正文因新增发展、生态两段说明，增加约1600字。</w:t>
       </w:r>
     </w:p>
     <w:sectPr>

--- a/review/F8-v10修改说明-致导师.docx
+++ b/review/F8-v10修改说明-致导师.docx
@@ -1929,7 +1929,7 @@
           <w:sz w:val="21"/>
           <w:szCs w:val="21"/>
         </w:rPr>
-        <w:t xml:space="preserve">中文摘要补入各条发现的政策含义与政策建议，同时删去末句“研究表明……”，压缩其余措辞，由545字减至539字；英文摘要同步修改。正文因新增发展、生态两段说明，增加约1600字。</w:t>
+        <w:t xml:space="preserve">中文摘要补入各条发现的政策含义与政策建议，同时删去末句“研究表明……”，压缩其余措辞，由545字减至539字；英文摘要同步修改。正文因新增发展、生态两段说明，增加约1500字。</w:t>
       </w:r>
     </w:p>
     <w:sectPr>
